--- a/docs/testes/ocorrencias-t9-t11-t12-plano-testes.docx
+++ b/docs/testes/ocorrencias-t9-t11-t12-plano-testes.docx
@@ -2797,6 +2797,720 @@
           </w:p>
         </w:tc>
       </w:tr>
+      <w:tr>
+        <w:tc>
+          <w:tcPr/>
+          <w:p>
+            <w:pPr>
+              <w:pStyle w:val="Compact"/>
+            </w:pPr>
+            <w:r>
+              <w:t xml:space="preserve">CT-T9-13</w:t>
+            </w:r>
+          </w:p>
+        </w:tc>
+        <w:tc>
+          <w:tcPr/>
+          <w:p>
+            <w:pPr>
+              <w:pStyle w:val="Compact"/>
+            </w:pPr>
+            <w:r>
+              <w:t xml:space="preserve">Seção 3 do documento de desenvolvimento (remoção de arquivos residuais)</w:t>
+            </w:r>
+          </w:p>
+        </w:tc>
+        <w:tc>
+          <w:tcPr/>
+          <w:p>
+            <w:pPr>
+              <w:pStyle w:val="Compact"/>
+            </w:pPr>
+            <w:r>
+              <w:t xml:space="preserve">Remoção dos arquivos residuais não deixou resíduo no classmap do Composer nem quebrou a tela real</w:t>
+            </w:r>
+            <w:r>
+              <w:t xml:space="preserve"> </w:t>
+            </w:r>
+            <w:r>
+              <w:rPr>
+                <w:rStyle w:val="VerbatimChar"/>
+              </w:rPr>
+              <w:t xml:space="preserve">OcoNovOcorrencia</w:t>
+            </w:r>
+            <w:r>
+              <w:t xml:space="preserve"> </w:t>
+            </w:r>
+            <w:r>
+              <w:t xml:space="preserve">(compartilhava namespace/nome de classe com</w:t>
+            </w:r>
+            <w:r>
+              <w:t xml:space="preserve"> </w:t>
+            </w:r>
+            <w:r>
+              <w:rPr>
+                <w:rStyle w:val="VerbatimChar"/>
+              </w:rPr>
+              <w:t xml:space="preserve">nov.php</w:t>
+            </w:r>
+            <w:r>
+              <w:t xml:space="preserve">/</w:t>
+            </w:r>
+            <w:r>
+              <w:rPr>
+                <w:rStyle w:val="VerbatimChar"/>
+              </w:rPr>
+              <w:t xml:space="preserve">teste.php</w:t>
+            </w:r>
+            <w:r>
+              <w:t xml:space="preserve"> </w:t>
+            </w:r>
+            <w:r>
+              <w:t xml:space="preserve">antes da remoção)</w:t>
+            </w:r>
+          </w:p>
+        </w:tc>
+        <w:tc>
+          <w:tcPr/>
+          <w:p>
+            <w:pPr>
+              <w:pStyle w:val="Compact"/>
+            </w:pPr>
+            <w:r>
+              <w:t xml:space="preserve">Todos os 14 arquivos residuais ausentes do working tree (</w:t>
+            </w:r>
+            <w:r>
+              <w:rPr>
+                <w:rStyle w:val="VerbatimChar"/>
+              </w:rPr>
+              <w:t xml:space="preserve">Controllers/Ocorrencia</w:t>
+            </w:r>
+            <w:r>
+              <w:t xml:space="preserve">:</w:t>
+            </w:r>
+            <w:r>
+              <w:t xml:space="preserve"> </w:t>
+            </w:r>
+            <w:r>
+              <w:rPr>
+                <w:rStyle w:val="VerbatimChar"/>
+              </w:rPr>
+              <w:t xml:space="preserve">OcoOcorrenciaBKP.php</w:t>
+            </w:r>
+            <w:r>
+              <w:t xml:space="preserve">,</w:t>
+            </w:r>
+            <w:r>
+              <w:t xml:space="preserve"> </w:t>
+            </w:r>
+            <w:r>
+              <w:rPr>
+                <w:rStyle w:val="VerbatimChar"/>
+              </w:rPr>
+              <w:t xml:space="preserve">OcoTrataOcorrenciaBKP.php</w:t>
+            </w:r>
+            <w:r>
+              <w:t xml:space="preserve">,</w:t>
+            </w:r>
+            <w:r>
+              <w:t xml:space="preserve"> </w:t>
+            </w:r>
+            <w:r>
+              <w:rPr>
+                <w:rStyle w:val="VerbatimChar"/>
+              </w:rPr>
+              <w:t xml:space="preserve">OcoModOcorrenciaBKP.php</w:t>
+            </w:r>
+            <w:r>
+              <w:t xml:space="preserve">,</w:t>
+            </w:r>
+            <w:r>
+              <w:t xml:space="preserve"> </w:t>
+            </w:r>
+            <w:r>
+              <w:rPr>
+                <w:rStyle w:val="VerbatimChar"/>
+              </w:rPr>
+              <w:t xml:space="preserve">OcoTipoOcorrenciaBKP.php</w:t>
+            </w:r>
+            <w:r>
+              <w:t xml:space="preserve">,</w:t>
+            </w:r>
+            <w:r>
+              <w:t xml:space="preserve"> </w:t>
+            </w:r>
+            <w:r>
+              <w:rPr>
+                <w:rStyle w:val="VerbatimChar"/>
+              </w:rPr>
+              <w:t xml:space="preserve">OcoTipoAcaoBKP.php</w:t>
+            </w:r>
+            <w:r>
+              <w:t xml:space="preserve">,</w:t>
+            </w:r>
+            <w:r>
+              <w:t xml:space="preserve"> </w:t>
+            </w:r>
+            <w:r>
+              <w:rPr>
+                <w:rStyle w:val="VerbatimChar"/>
+              </w:rPr>
+              <w:t xml:space="preserve">nov.php</w:t>
+            </w:r>
+            <w:r>
+              <w:t xml:space="preserve">,</w:t>
+            </w:r>
+            <w:r>
+              <w:t xml:space="preserve"> </w:t>
+            </w:r>
+            <w:r>
+              <w:rPr>
+                <w:rStyle w:val="VerbatimChar"/>
+              </w:rPr>
+              <w:t xml:space="preserve">teste.php</w:t>
+            </w:r>
+            <w:r>
+              <w:t xml:space="preserve">;</w:t>
+            </w:r>
+            <w:r>
+              <w:t xml:space="preserve"> </w:t>
+            </w:r>
+            <w:r>
+              <w:rPr>
+                <w:rStyle w:val="VerbatimChar"/>
+              </w:rPr>
+              <w:t xml:space="preserve">Models/Ocorre</w:t>
+            </w:r>
+            <w:r>
+              <w:t xml:space="preserve">:</w:t>
+            </w:r>
+            <w:r>
+              <w:t xml:space="preserve"> </w:t>
+            </w:r>
+            <w:r>
+              <w:rPr>
+                <w:rStyle w:val="VerbatimChar"/>
+              </w:rPr>
+              <w:t xml:space="preserve">OcorreOcorrenciaModelBKP.php</w:t>
+            </w:r>
+            <w:r>
+              <w:t xml:space="preserve">,</w:t>
+            </w:r>
+            <w:r>
+              <w:t xml:space="preserve"> </w:t>
+            </w:r>
+            <w:r>
+              <w:rPr>
+                <w:rStyle w:val="VerbatimChar"/>
+              </w:rPr>
+              <w:t xml:space="preserve">OcorreTrataOcorrenciaModelBKP.php</w:t>
+            </w:r>
+            <w:r>
+              <w:t xml:space="preserve">,</w:t>
+            </w:r>
+            <w:r>
+              <w:t xml:space="preserve"> </w:t>
+            </w:r>
+            <w:r>
+              <w:rPr>
+                <w:rStyle w:val="VerbatimChar"/>
+              </w:rPr>
+              <w:t xml:space="preserve">OcorreModOcorrenciaModelBKP.php</w:t>
+            </w:r>
+            <w:r>
+              <w:t xml:space="preserve">,</w:t>
+            </w:r>
+            <w:r>
+              <w:t xml:space="preserve"> </w:t>
+            </w:r>
+            <w:r>
+              <w:rPr>
+                <w:rStyle w:val="VerbatimChar"/>
+              </w:rPr>
+              <w:t xml:space="preserve">OcorreTipoOcorrenciaModelBKP.php</w:t>
+            </w:r>
+            <w:r>
+              <w:t xml:space="preserve">,</w:t>
+            </w:r>
+            <w:r>
+              <w:t xml:space="preserve"> </w:t>
+            </w:r>
+            <w:r>
+              <w:rPr>
+                <w:rStyle w:val="VerbatimChar"/>
+              </w:rPr>
+              <w:t xml:space="preserve">OcorreTipoAcaoModelBKP.php</w:t>
+            </w:r>
+            <w:r>
+              <w:t xml:space="preserve">,</w:t>
+            </w:r>
+            <w:r>
+              <w:t xml:space="preserve"> </w:t>
+            </w:r>
+            <w:r>
+              <w:rPr>
+                <w:rStyle w:val="VerbatimChar"/>
+              </w:rPr>
+              <w:t xml:space="preserve">OcorreSubtOcorrenciaModel-DESK-DOUGLAS.php</w:t>
+            </w:r>
+            <w:r>
+              <w:t xml:space="preserve">,</w:t>
+            </w:r>
+            <w:r>
+              <w:t xml:space="preserve"> </w:t>
+            </w:r>
+            <w:r>
+              <w:rPr>
+                <w:rStyle w:val="VerbatimChar"/>
+              </w:rPr>
+              <w:t xml:space="preserve">OcorreOcorrenciaModel-DESK-DOUGLAS-2.php</w:t>
+            </w:r>
+            <w:r>
+              <w:t xml:space="preserve">), checagem via</w:t>
+            </w:r>
+            <w:r>
+              <w:t xml:space="preserve"> </w:t>
+            </w:r>
+            <w:r>
+              <w:rPr>
+                <w:rStyle w:val="VerbatimChar"/>
+              </w:rPr>
+              <w:t xml:space="preserve">ls</w:t>
+            </w:r>
+            <w:r>
+              <w:t xml:space="preserve">/</w:t>
+            </w:r>
+            <w:r>
+              <w:rPr>
+                <w:rStyle w:val="VerbatimChar"/>
+              </w:rPr>
+              <w:t xml:space="preserve">git status</w:t>
+            </w:r>
+            <w:r>
+              <w:t xml:space="preserve">; Composer disponível via CLI</w:t>
+            </w:r>
+          </w:p>
+        </w:tc>
+        <w:tc>
+          <w:tcPr/>
+          <w:p>
+            <w:pPr>
+              <w:pStyle w:val="Compact"/>
+            </w:pPr>
+            <w:r>
+              <w:t xml:space="preserve">(1) Confirmar ausência dos 14 arquivos via listagem de diretório; (2) rodar</w:t>
+            </w:r>
+            <w:r>
+              <w:t xml:space="preserve"> </w:t>
+            </w:r>
+            <w:r>
+              <w:rPr>
+                <w:rStyle w:val="VerbatimChar"/>
+              </w:rPr>
+              <w:t xml:space="preserve">composer dump-autoload</w:t>
+            </w:r>
+            <w:r>
+              <w:t xml:space="preserve">; (3) capturar saída completa; (4) acessar a tela</w:t>
+            </w:r>
+            <w:r>
+              <w:t xml:space="preserve"> </w:t>
+            </w:r>
+            <w:r>
+              <w:rPr>
+                <w:rStyle w:val="VerbatimChar"/>
+              </w:rPr>
+              <w:t xml:space="preserve">OcoNovOcorrencia</w:t>
+            </w:r>
+            <w:r>
+              <w:t xml:space="preserve"> </w:t>
+            </w:r>
+            <w:r>
+              <w:t xml:space="preserve">(</w:t>
+            </w:r>
+            <w:r>
+              <w:rPr>
+                <w:rStyle w:val="VerbatimChar"/>
+              </w:rPr>
+              <w:t xml:space="preserve">index</w:t>
+            </w:r>
+            <w:r>
+              <w:t xml:space="preserve">/</w:t>
+            </w:r>
+            <w:r>
+              <w:rPr>
+                <w:rStyle w:val="VerbatimChar"/>
+              </w:rPr>
+              <w:t xml:space="preserve">add</w:t>
+            </w:r>
+            <w:r>
+              <w:t xml:space="preserve">/</w:t>
+            </w:r>
+            <w:r>
+              <w:rPr>
+                <w:rStyle w:val="VerbatimChar"/>
+              </w:rPr>
+              <w:t xml:space="preserve">edit</w:t>
+            </w:r>
+            <w:r>
+              <w:t xml:space="preserve">) normalmente logado; (5) repetir smoke test nas telas que tinham BKP homônimo (</w:t>
+            </w:r>
+            <w:r>
+              <w:rPr>
+                <w:rStyle w:val="VerbatimChar"/>
+              </w:rPr>
+              <w:t xml:space="preserve">OcoOcorrencia</w:t>
+            </w:r>
+            <w:r>
+              <w:t xml:space="preserve">,</w:t>
+            </w:r>
+            <w:r>
+              <w:t xml:space="preserve"> </w:t>
+            </w:r>
+            <w:r>
+              <w:rPr>
+                <w:rStyle w:val="VerbatimChar"/>
+              </w:rPr>
+              <w:t xml:space="preserve">OcoTrataOcorrencia</w:t>
+            </w:r>
+            <w:r>
+              <w:t xml:space="preserve">,</w:t>
+            </w:r>
+            <w:r>
+              <w:t xml:space="preserve"> </w:t>
+            </w:r>
+            <w:r>
+              <w:rPr>
+                <w:rStyle w:val="VerbatimChar"/>
+              </w:rPr>
+              <w:t xml:space="preserve">OcoModOcorrencia</w:t>
+            </w:r>
+            <w:r>
+              <w:t xml:space="preserve">,</w:t>
+            </w:r>
+            <w:r>
+              <w:t xml:space="preserve"> </w:t>
+            </w:r>
+            <w:r>
+              <w:rPr>
+                <w:rStyle w:val="VerbatimChar"/>
+              </w:rPr>
+              <w:t xml:space="preserve">OcoTipoOcorrencia</w:t>
+            </w:r>
+            <w:r>
+              <w:t xml:space="preserve">,</w:t>
+            </w:r>
+            <w:r>
+              <w:t xml:space="preserve"> </w:t>
+            </w:r>
+            <w:r>
+              <w:rPr>
+                <w:rStyle w:val="VerbatimChar"/>
+              </w:rPr>
+              <w:t xml:space="preserve">OcoTipoAcao</w:t>
+            </w:r>
+            <w:r>
+              <w:t xml:space="preserve">)</w:t>
+            </w:r>
+          </w:p>
+        </w:tc>
+        <w:tc>
+          <w:tcPr/>
+          <w:p>
+            <w:pPr>
+              <w:pStyle w:val="Compact"/>
+            </w:pPr>
+            <w:r>
+              <w:t xml:space="preserve">—</w:t>
+            </w:r>
+          </w:p>
+        </w:tc>
+        <w:tc>
+          <w:tcPr/>
+          <w:p>
+            <w:pPr>
+              <w:pStyle w:val="Compact"/>
+            </w:pPr>
+            <w:r>
+              <w:rPr>
+                <w:rStyle w:val="VerbatimChar"/>
+              </w:rPr>
+              <w:t xml:space="preserve">composer dump-autoload</w:t>
+            </w:r>
+            <w:r>
+              <w:t xml:space="preserve"> </w:t>
+            </w:r>
+            <w:r>
+              <w:t xml:space="preserve">sem warning de classe duplicada/PSR-4, exit code 0;</w:t>
+            </w:r>
+            <w:r>
+              <w:t xml:space="preserve"> </w:t>
+            </w:r>
+            <w:r>
+              <w:rPr>
+                <w:rStyle w:val="VerbatimChar"/>
+              </w:rPr>
+              <w:t xml:space="preserve">OcoNovOcorrencia</w:t>
+            </w:r>
+            <w:r>
+              <w:t xml:space="preserve"> </w:t>
+            </w:r>
+            <w:r>
+              <w:t xml:space="preserve">carrega sem erro 500/</w:t>
+            </w:r>
+            <w:r>
+              <w:rPr>
+                <w:rStyle w:val="VerbatimChar"/>
+              </w:rPr>
+              <w:t xml:space="preserve">Cannot redeclare class</w:t>
+            </w:r>
+            <w:r>
+              <w:t xml:space="preserve">; demais telas idem; nenhuma rota resolve para arquivo residual</w:t>
+            </w:r>
+          </w:p>
+        </w:tc>
+      </w:tr>
+      <w:tr>
+        <w:tc>
+          <w:tcPr/>
+          <w:p>
+            <w:pPr>
+              <w:pStyle w:val="Compact"/>
+            </w:pPr>
+            <w:r>
+              <w:t xml:space="preserve">CT-T9-14</w:t>
+            </w:r>
+          </w:p>
+        </w:tc>
+        <w:tc>
+          <w:tcPr/>
+          <w:p>
+            <w:pPr>
+              <w:pStyle w:val="Compact"/>
+            </w:pPr>
+            <w:r>
+              <w:t xml:space="preserve">Bloqueante 1 (revisão-01)</w:t>
+            </w:r>
+          </w:p>
+        </w:tc>
+        <w:tc>
+          <w:tcPr/>
+          <w:p>
+            <w:pPr>
+              <w:pStyle w:val="Compact"/>
+            </w:pPr>
+            <w:r>
+              <w:t xml:space="preserve">Verificação estática: sem chamadas ao helper PHP</w:t>
+            </w:r>
+            <w:r>
+              <w:t xml:space="preserve"> </w:t>
+            </w:r>
+            <w:r>
+              <w:rPr>
+                <w:rStyle w:val="VerbatimChar"/>
+              </w:rPr>
+              <w:t xml:space="preserve">getMensagem()</w:t>
+            </w:r>
+            <w:r>
+              <w:t xml:space="preserve"> </w:t>
+            </w:r>
+            <w:r>
+              <w:t xml:space="preserve">nos controllers</w:t>
+            </w:r>
+          </w:p>
+        </w:tc>
+        <w:tc>
+          <w:tcPr/>
+          <w:p>
+            <w:pPr>
+              <w:pStyle w:val="Compact"/>
+            </w:pPr>
+            <w:r>
+              <w:t xml:space="preserve">Nenhuma (checagem estática de código-fonte)</w:t>
+            </w:r>
+          </w:p>
+        </w:tc>
+        <w:tc>
+          <w:tcPr/>
+          <w:p>
+            <w:pPr>
+              <w:pStyle w:val="Compact"/>
+            </w:pPr>
+            <w:r>
+              <w:t xml:space="preserve">(1)</w:t>
+            </w:r>
+            <w:r>
+              <w:t xml:space="preserve"> </w:t>
+            </w:r>
+            <w:r>
+              <w:rPr>
+                <w:rStyle w:val="VerbatimChar"/>
+              </w:rPr>
+              <w:t xml:space="preserve">grep "getMensagem("</w:t>
+            </w:r>
+            <w:r>
+              <w:t xml:space="preserve"> </w:t>
+            </w:r>
+            <w:r>
+              <w:t xml:space="preserve">em</w:t>
+            </w:r>
+            <w:r>
+              <w:t xml:space="preserve"> </w:t>
+            </w:r>
+            <w:r>
+              <w:rPr>
+                <w:rStyle w:val="VerbatimChar"/>
+              </w:rPr>
+              <w:t xml:space="preserve">OcoSubtOcorrencia.php</w:t>
+            </w:r>
+            <w:r>
+              <w:t xml:space="preserve">; (2) mesmo grep em</w:t>
+            </w:r>
+            <w:r>
+              <w:t xml:space="preserve"> </w:t>
+            </w:r>
+            <w:r>
+              <w:rPr>
+                <w:rStyle w:val="VerbatimChar"/>
+              </w:rPr>
+              <w:t xml:space="preserve">OcoOcorrencia.php</w:t>
+            </w:r>
+            <w:r>
+              <w:t xml:space="preserve">; (3) mesmo grep em</w:t>
+            </w:r>
+            <w:r>
+              <w:t xml:space="preserve"> </w:t>
+            </w:r>
+            <w:r>
+              <w:rPr>
+                <w:rStyle w:val="VerbatimChar"/>
+              </w:rPr>
+              <w:t xml:space="preserve">OcoTrataOcorrencia.php</w:t>
+            </w:r>
+            <w:r>
+              <w:t xml:space="preserve">; (4) inspecionar visualmente que todo</w:t>
+            </w:r>
+            <w:r>
+              <w:t xml:space="preserve"> </w:t>
+            </w:r>
+            <w:r>
+              <w:rPr>
+                <w:rStyle w:val="VerbatimChar"/>
+              </w:rPr>
+              <w:t xml:space="preserve">$ret['msg']</w:t>
+            </w:r>
+            <w:r>
+              <w:t xml:space="preserve"> </w:t>
+            </w:r>
+            <w:r>
+              <w:t xml:space="preserve">nos pontos afetados (RN06.2/RN04.1/RN05.1/RN03.15/RN03.18.1/RN03.18.2) é inteiro literal, nunca string de código nem retorno de</w:t>
+            </w:r>
+            <w:r>
+              <w:t xml:space="preserve"> </w:t>
+            </w:r>
+            <w:r>
+              <w:rPr>
+                <w:rStyle w:val="VerbatimChar"/>
+              </w:rPr>
+              <w:t xml:space="preserve">getMensagem()</w:t>
+            </w:r>
+          </w:p>
+        </w:tc>
+        <w:tc>
+          <w:tcPr/>
+          <w:p>
+            <w:pPr>
+              <w:pStyle w:val="Compact"/>
+            </w:pPr>
+            <w:r>
+              <w:t xml:space="preserve">—</w:t>
+            </w:r>
+          </w:p>
+        </w:tc>
+        <w:tc>
+          <w:tcPr/>
+          <w:p>
+            <w:pPr>
+              <w:pStyle w:val="Compact"/>
+            </w:pPr>
+            <w:r>
+              <w:t xml:space="preserve">Os 3 greps retornam vazio ou só comentários explicativos (sem chamada real à função); todos os</w:t>
+            </w:r>
+            <w:r>
+              <w:t xml:space="preserve"> </w:t>
+            </w:r>
+            <w:r>
+              <w:rPr>
+                <w:rStyle w:val="VerbatimChar"/>
+              </w:rPr>
+              <w:t xml:space="preserve">$ret['msg']</w:t>
+            </w:r>
+            <w:r>
+              <w:t xml:space="preserve"> </w:t>
+            </w:r>
+            <w:r>
+              <w:t xml:space="preserve">são inteiros literais. Caso documental (espelha CT-T9-09) para impedir regressão ao padrão incorreto do Bloqueante 1 — controller nunca deve chamar o helper PHP</w:t>
+            </w:r>
+            <w:r>
+              <w:t xml:space="preserve"> </w:t>
+            </w:r>
+            <w:r>
+              <w:rPr>
+                <w:rStyle w:val="VerbatimChar"/>
+              </w:rPr>
+              <w:t xml:space="preserve">getMensagem(string $codigo)</w:t>
+            </w:r>
+            <w:r>
+              <w:t xml:space="preserve">, só retornar</w:t>
+            </w:r>
+            <w:r>
+              <w:t xml:space="preserve"> </w:t>
+            </w:r>
+            <w:r>
+              <w:rPr>
+                <w:rStyle w:val="VerbatimChar"/>
+              </w:rPr>
+              <w:t xml:space="preserve">msg_id</w:t>
+            </w:r>
+            <w:r>
+              <w:t xml:space="preserve"> </w:t>
+            </w:r>
+            <w:r>
+              <w:t xml:space="preserve">inteiro; front resolve via</w:t>
+            </w:r>
+            <w:r>
+              <w:t xml:space="preserve"> </w:t>
+            </w:r>
+            <w:r>
+              <w:rPr>
+                <w:rStyle w:val="VerbatimChar"/>
+              </w:rPr>
+              <w:t xml:space="preserve">boxAlert()</w:t>
+            </w:r>
+            <w:r>
+              <w:t xml:space="preserve">/</w:t>
+            </w:r>
+            <w:r>
+              <w:rPr>
+                <w:rStyle w:val="VerbatimChar"/>
+              </w:rPr>
+              <w:t xml:space="preserve">GET /mensagem/{id}</w:t>
+            </w:r>
+            <w:r>
+              <w:t xml:space="preserve">.</w:t>
+            </w:r>
+            <w:r>
+              <w:t xml:space="preserve"> </w:t>
+            </w:r>
+            <w:r>
+              <w:rPr>
+                <w:b/>
+                <w:bCs/>
+              </w:rPr>
+              <w:t xml:space="preserve">Guardrail permanente: reexecutar a cada rodada de correção futura destas telas.</w:t>
+            </w:r>
+          </w:p>
+        </w:tc>
+      </w:tr>
     </w:tbl>
     <w:p>
       <w:r>
@@ -5370,7 +6084,73 @@
               <w:rPr>
                 <w:rStyle w:val="VerbatimChar"/>
               </w:rPr>
-              <w:t xml:space="preserve">stt_id=X</w:t>
+              <w:t xml:space="preserve">stt_id=28</w:t>
+            </w:r>
+            <w:r>
+              <w:t xml:space="preserve"> </w:t>
+            </w:r>
+            <w:r>
+              <w:t xml:space="preserve">como status alvo (simulando</w:t>
+            </w:r>
+            <w:r>
+              <w:t xml:space="preserve"> </w:t>
+            </w:r>
+            <w:r>
+              <w:t xml:space="preserve">“voltar para pendente”</w:t>
+            </w:r>
+            <w:r>
+              <w:t xml:space="preserve"> </w:t>
+            </w:r>
+            <w:r>
+              <w:t xml:space="preserve">via ação de tratativa —</w:t>
+            </w:r>
+            <w:r>
+              <w:t xml:space="preserve"> </w:t>
+            </w:r>
+            <w:r>
+              <w:rPr>
+                <w:rStyle w:val="VerbatimChar"/>
+              </w:rPr>
+              <w:t xml:space="preserve">cfg_status</w:t>
+            </w:r>
+            <w:r>
+              <w:t xml:space="preserve"> </w:t>
+            </w:r>
+            <w:r>
+              <w:t xml:space="preserve">só tem</w:t>
+            </w:r>
+            <w:r>
+              <w:t xml:space="preserve"> </w:t>
+            </w:r>
+            <w:r>
+              <w:rPr>
+                <w:rStyle w:val="VerbatimChar"/>
+              </w:rPr>
+              <w:t xml:space="preserve">28</w:t>
+            </w:r>
+            <w:r>
+              <w:t xml:space="preserve">/</w:t>
+            </w:r>
+            <w:r>
+              <w:rPr>
+                <w:rStyle w:val="VerbatimChar"/>
+              </w:rPr>
+              <w:t xml:space="preserve">29</w:t>
+            </w:r>
+            <w:r>
+              <w:t xml:space="preserve">/</w:t>
+            </w:r>
+            <w:r>
+              <w:rPr>
+                <w:rStyle w:val="VerbatimChar"/>
+              </w:rPr>
+              <w:t xml:space="preserve">30</w:t>
+            </w:r>
+            <w:r>
+              <w:t xml:space="preserve"> </w:t>
+            </w:r>
+            <w:r>
+              <w:t xml:space="preserve">cadastrados para o módulo Ocorrência)</w:t>
             </w:r>
           </w:p>
         </w:tc>
@@ -5392,16 +6172,16 @@
               <w:pStyle w:val="Compact"/>
             </w:pPr>
             <w:r>
-              <w:t xml:space="preserve">Ação de origem</w:t>
-            </w:r>
-            <w:r>
-              <w:t xml:space="preserve"> </w:t>
-            </w:r>
-            <w:r>
-              <w:rPr>
-                <w:rStyle w:val="VerbatimChar"/>
-              </w:rPr>
-              <w:t xml:space="preserve">stt_id=X</w:t>
+              <w:t xml:space="preserve">Ação de origem configurada com</w:t>
+            </w:r>
+            <w:r>
+              <w:t xml:space="preserve"> </w:t>
+            </w:r>
+            <w:r>
+              <w:rPr>
+                <w:rStyle w:val="VerbatimChar"/>
+              </w:rPr>
+              <w:t xml:space="preserve">stt_id=28</w:t>
             </w:r>
           </w:p>
         </w:tc>
@@ -5421,7 +6201,7 @@
               <w:rPr>
                 <w:rStyle w:val="VerbatimChar"/>
               </w:rPr>
-              <w:t xml:space="preserve">X</w:t>
+              <w:t xml:space="preserve">28</w:t>
             </w:r>
           </w:p>
         </w:tc>
@@ -6589,6 +7369,86 @@
       </w:r>
       <w:r>
         <w:t xml:space="preserve">.</w:t>
+      </w:r>
+    </w:p>
+    <w:p>
+      <w:pPr>
+        <w:pStyle w:val="Compact"/>
+        <w:numPr>
+          <w:ilvl w:val="0"/>
+          <w:numId w:val="1003"/>
+        </w:numPr>
+      </w:pPr>
+      <w:r>
+        <w:t xml:space="preserve">A integração</w:t>
+      </w:r>
+      <w:r>
+        <w:t xml:space="preserve"> </w:t>
+      </w:r>
+      <w:r>
+        <w:rPr>
+          <w:rStyle w:val="VerbatimChar"/>
+        </w:rPr>
+        <w:t xml:space="preserve">Buscas/buscaProdutoporLote</w:t>
+      </w:r>
+      <w:r>
+        <w:t xml:space="preserve"> </w:t>
+      </w:r>
+      <w:r>
+        <w:t xml:space="preserve">e as tabelas ERP</w:t>
+      </w:r>
+      <w:r>
+        <w:t xml:space="preserve"> </w:t>
+      </w:r>
+      <w:r>
+        <w:rPr>
+          <w:rStyle w:val="VerbatimChar"/>
+        </w:rPr>
+        <w:t xml:space="preserve">E075PRO</w:t>
+      </w:r>
+      <w:r>
+        <w:t xml:space="preserve">/</w:t>
+      </w:r>
+      <w:r>
+        <w:rPr>
+          <w:rStyle w:val="VerbatimChar"/>
+        </w:rPr>
+        <w:t xml:space="preserve">E207DLS</w:t>
+      </w:r>
+      <w:r>
+        <w:t xml:space="preserve"> </w:t>
+      </w:r>
+      <w:r>
+        <w:t xml:space="preserve">estão</w:t>
+      </w:r>
+      <w:r>
+        <w:t xml:space="preserve"> </w:t>
+      </w:r>
+      <w:r>
+        <w:rPr>
+          <w:b/>
+          <w:bCs/>
+        </w:rPr>
+        <w:t xml:space="preserve">intencionalmente fora do escopo de teste</w:t>
+      </w:r>
+      <w:r>
+        <w:t xml:space="preserve"> </w:t>
+      </w:r>
+      <w:r>
+        <w:t xml:space="preserve">deste ciclo — decisão do usuário registrada no plano de arquitetura (Seção 1, decisão 6, do documento de desenvolvimento). Qualquer problema encontrado incidentalmente nessa integração durante os testes de T11 deve ser tratado como</w:t>
+      </w:r>
+      <w:r>
+        <w:t xml:space="preserve"> </w:t>
+      </w:r>
+      <w:r>
+        <w:rPr>
+          <w:b/>
+          <w:bCs/>
+        </w:rPr>
+        <w:t xml:space="preserve">bug novo</w:t>
+      </w:r>
+      <w:r>
+        <w:t xml:space="preserve">, não como falha deste plano.</w:t>
       </w:r>
     </w:p>
     <w:p>
